--- a/list_templates/mat.docx
+++ b/list_templates/mat.docx
@@ -1,6 +1,6 @@
 
 <file path=word/document.xml><?xml version="1.0" encoding="utf-8"?>
-<w:document xmlns:wpc="http://schemas.microsoft.com/office/word/2010/wordprocessingCanvas" xmlns:cx="http://schemas.microsoft.com/office/drawing/2014/chartex" xmlns:cx1="http://schemas.microsoft.com/office/drawing/2015/9/8/chartex" xmlns:cx2="http://schemas.microsoft.com/office/drawing/2015/10/21/chartex" xmlns:cx3="http://schemas.microsoft.com/office/drawing/2016/5/9/chartex" xmlns:cx4="http://schemas.microsoft.com/office/drawing/2016/5/10/chartex" xmlns:cx5="http://schemas.microsoft.com/office/drawing/2016/5/11/chartex" xmlns:cx6="http://schemas.microsoft.com/office/drawing/2016/5/12/chartex" xmlns:cx7="http://schemas.microsoft.com/office/drawing/2016/5/13/chartex" xmlns:cx8="http://schemas.microsoft.com/office/drawing/2016/5/14/chartex" xmlns:mc="http://schemas.openxmlformats.org/markup-compatibility/2006" xmlns:aink="http://schemas.microsoft.com/office/drawing/2016/ink" xmlns:am3d="http://schemas.microsoft.com/office/drawing/2017/model3d" xmlns:o="urn:schemas-microsoft-com:office:office" xmlns:oel="http://schemas.microsoft.com/office/2019/extlst" xmlns:r="http://schemas.openxmlformats.org/officeDocument/2006/relationships" xmlns:m="http://schemas.openxmlformats.org/officeDocument/2006/math" xmlns:v="urn:schemas-microsoft-com:vml" xmlns:wp14="http://schemas.microsoft.com/office/word/2010/wordprocessingDrawing" xmlns:wp="http://schemas.openxmlformats.org/drawingml/2006/wordprocessingDrawing" xmlns:w10="urn:schemas-microsoft-com:office:word" xmlns:w="http://schemas.openxmlformats.org/wordprocessingml/2006/main" xmlns:w14="http://schemas.microsoft.com/office/word/2010/wordml" xmlns:w15="http://schemas.microsoft.com/office/word/2012/wordml" xmlns:w16cex="http://schemas.microsoft.com/office/word/2018/wordml/cex" xmlns:w16cid="http://schemas.microsoft.com/office/word/2016/wordml/cid" xmlns:w16="http://schemas.microsoft.com/office/word/2018/wordml" xmlns:w16sdtdh="http://schemas.microsoft.com/office/word/2020/wordml/sdtdatahash" xmlns:w16se="http://schemas.microsoft.com/office/word/2015/wordml/symex" xmlns:wpg="http://schemas.microsoft.com/office/word/2010/wordprocessingGroup" xmlns:wpi="http://schemas.microsoft.com/office/word/2010/wordprocessingInk" xmlns:wne="http://schemas.microsoft.com/office/word/2006/wordml" xmlns:wps="http://schemas.microsoft.com/office/word/2010/wordprocessingShape" mc:Ignorable="w14 w15 w16se w16cid w16 w16cex w16sdtdh wp14">
+<w:document xmlns:wpc="http://schemas.microsoft.com/office/word/2010/wordprocessingCanvas" xmlns:cx="http://schemas.microsoft.com/office/drawing/2014/chartex" xmlns:cx1="http://schemas.microsoft.com/office/drawing/2015/9/8/chartex" xmlns:cx2="http://schemas.microsoft.com/office/drawing/2015/10/21/chartex" xmlns:cx3="http://schemas.microsoft.com/office/drawing/2016/5/9/chartex" xmlns:cx4="http://schemas.microsoft.com/office/drawing/2016/5/10/chartex" xmlns:cx5="http://schemas.microsoft.com/office/drawing/2016/5/11/chartex" xmlns:cx6="http://schemas.microsoft.com/office/drawing/2016/5/12/chartex" xmlns:cx7="http://schemas.microsoft.com/office/drawing/2016/5/13/chartex" xmlns:cx8="http://schemas.microsoft.com/office/drawing/2016/5/14/chartex" xmlns:mc="http://schemas.openxmlformats.org/markup-compatibility/2006" xmlns:aink="http://schemas.microsoft.com/office/drawing/2016/ink" xmlns:am3d="http://schemas.microsoft.com/office/drawing/2017/model3d" xmlns:o="urn:schemas-microsoft-com:office:office" xmlns:oel="http://schemas.microsoft.com/office/2019/extlst" xmlns:r="http://schemas.openxmlformats.org/officeDocument/2006/relationships" xmlns:m="http://schemas.openxmlformats.org/officeDocument/2006/math" xmlns:v="urn:schemas-microsoft-com:vml" xmlns:wp14="http://schemas.microsoft.com/office/word/2010/wordprocessingDrawing" xmlns:wp="http://schemas.openxmlformats.org/drawingml/2006/wordprocessingDrawing" xmlns:w10="urn:schemas-microsoft-com:office:word" xmlns:w="http://schemas.openxmlformats.org/wordprocessingml/2006/main" xmlns:w14="http://schemas.microsoft.com/office/word/2010/wordml" xmlns:w15="http://schemas.microsoft.com/office/word/2012/wordml" xmlns:w16cex="http://schemas.microsoft.com/office/word/2018/wordml/cex" xmlns:w16cid="http://schemas.microsoft.com/office/word/2016/wordml/cid" xmlns:w16="http://schemas.microsoft.com/office/word/2018/wordml" xmlns:w16du="http://schemas.microsoft.com/office/word/2023/wordml/word16du" xmlns:w16sdtdh="http://schemas.microsoft.com/office/word/2020/wordml/sdtdatahash" xmlns:w16se="http://schemas.microsoft.com/office/word/2015/wordml/symex" xmlns:wpg="http://schemas.microsoft.com/office/word/2010/wordprocessingGroup" xmlns:wpi="http://schemas.microsoft.com/office/word/2010/wordprocessingInk" xmlns:wne="http://schemas.microsoft.com/office/word/2006/wordml" xmlns:wps="http://schemas.microsoft.com/office/word/2010/wordprocessingShape" mc:Ignorable="w14 w15 w16se w16cid w16 w16cex w16sdtdh w16du wp14">
   <w:body>
     <w:p>
       <w:pPr>
@@ -34,7 +34,7 @@
           <w:szCs w:val="40"/>
           <w:lang w:eastAsia="de-DE"/>
         </w:rPr>
-        <w:t>3</w:t>
+        <w:t>4</w:t>
       </w:r>
       <w:r>
         <w:rPr>
@@ -474,7 +474,7 @@
 </file>
 
 <file path=word/endnotes.xml><?xml version="1.0" encoding="utf-8"?>
-<w:endnotes xmlns:wpc="http://schemas.microsoft.com/office/word/2010/wordprocessingCanvas" xmlns:cx="http://schemas.microsoft.com/office/drawing/2014/chartex" xmlns:cx1="http://schemas.microsoft.com/office/drawing/2015/9/8/chartex" xmlns:cx2="http://schemas.microsoft.com/office/drawing/2015/10/21/chartex" xmlns:cx3="http://schemas.microsoft.com/office/drawing/2016/5/9/chartex" xmlns:cx4="http://schemas.microsoft.com/office/drawing/2016/5/10/chartex" xmlns:cx5="http://schemas.microsoft.com/office/drawing/2016/5/11/chartex" xmlns:cx6="http://schemas.microsoft.com/office/drawing/2016/5/12/chartex" xmlns:cx7="http://schemas.microsoft.com/office/drawing/2016/5/13/chartex" xmlns:cx8="http://schemas.microsoft.com/office/drawing/2016/5/14/chartex" xmlns:mc="http://schemas.openxmlformats.org/markup-compatibility/2006" xmlns:aink="http://schemas.microsoft.com/office/drawing/2016/ink" xmlns:am3d="http://schemas.microsoft.com/office/drawing/2017/model3d" xmlns:o="urn:schemas-microsoft-com:office:office" xmlns:oel="http://schemas.microsoft.com/office/2019/extlst" xmlns:r="http://schemas.openxmlformats.org/officeDocument/2006/relationships" xmlns:m="http://schemas.openxmlformats.org/officeDocument/2006/math" xmlns:v="urn:schemas-microsoft-com:vml" xmlns:wp14="http://schemas.microsoft.com/office/word/2010/wordprocessingDrawing" xmlns:wp="http://schemas.openxmlformats.org/drawingml/2006/wordprocessingDrawing" xmlns:w10="urn:schemas-microsoft-com:office:word" xmlns:w="http://schemas.openxmlformats.org/wordprocessingml/2006/main" xmlns:w14="http://schemas.microsoft.com/office/word/2010/wordml" xmlns:w15="http://schemas.microsoft.com/office/word/2012/wordml" xmlns:w16cex="http://schemas.microsoft.com/office/word/2018/wordml/cex" xmlns:w16cid="http://schemas.microsoft.com/office/word/2016/wordml/cid" xmlns:w16="http://schemas.microsoft.com/office/word/2018/wordml" xmlns:w16sdtdh="http://schemas.microsoft.com/office/word/2020/wordml/sdtdatahash" xmlns:w16se="http://schemas.microsoft.com/office/word/2015/wordml/symex" xmlns:wpg="http://schemas.microsoft.com/office/word/2010/wordprocessingGroup" xmlns:wpi="http://schemas.microsoft.com/office/word/2010/wordprocessingInk" xmlns:wne="http://schemas.microsoft.com/office/word/2006/wordml" xmlns:wps="http://schemas.microsoft.com/office/word/2010/wordprocessingShape" mc:Ignorable="w14 w15 w16se w16cid w16 w16cex w16sdtdh wp14">
+<w:endnotes xmlns:wpc="http://schemas.microsoft.com/office/word/2010/wordprocessingCanvas" xmlns:cx="http://schemas.microsoft.com/office/drawing/2014/chartex" xmlns:cx1="http://schemas.microsoft.com/office/drawing/2015/9/8/chartex" xmlns:cx2="http://schemas.microsoft.com/office/drawing/2015/10/21/chartex" xmlns:cx3="http://schemas.microsoft.com/office/drawing/2016/5/9/chartex" xmlns:cx4="http://schemas.microsoft.com/office/drawing/2016/5/10/chartex" xmlns:cx5="http://schemas.microsoft.com/office/drawing/2016/5/11/chartex" xmlns:cx6="http://schemas.microsoft.com/office/drawing/2016/5/12/chartex" xmlns:cx7="http://schemas.microsoft.com/office/drawing/2016/5/13/chartex" xmlns:cx8="http://schemas.microsoft.com/office/drawing/2016/5/14/chartex" xmlns:mc="http://schemas.openxmlformats.org/markup-compatibility/2006" xmlns:aink="http://schemas.microsoft.com/office/drawing/2016/ink" xmlns:am3d="http://schemas.microsoft.com/office/drawing/2017/model3d" xmlns:o="urn:schemas-microsoft-com:office:office" xmlns:oel="http://schemas.microsoft.com/office/2019/extlst" xmlns:r="http://schemas.openxmlformats.org/officeDocument/2006/relationships" xmlns:m="http://schemas.openxmlformats.org/officeDocument/2006/math" xmlns:v="urn:schemas-microsoft-com:vml" xmlns:wp14="http://schemas.microsoft.com/office/word/2010/wordprocessingDrawing" xmlns:wp="http://schemas.openxmlformats.org/drawingml/2006/wordprocessingDrawing" xmlns:w10="urn:schemas-microsoft-com:office:word" xmlns:w="http://schemas.openxmlformats.org/wordprocessingml/2006/main" xmlns:w14="http://schemas.microsoft.com/office/word/2010/wordml" xmlns:w15="http://schemas.microsoft.com/office/word/2012/wordml" xmlns:w16cex="http://schemas.microsoft.com/office/word/2018/wordml/cex" xmlns:w16cid="http://schemas.microsoft.com/office/word/2016/wordml/cid" xmlns:w16="http://schemas.microsoft.com/office/word/2018/wordml" xmlns:w16du="http://schemas.microsoft.com/office/word/2023/wordml/word16du" xmlns:w16sdtdh="http://schemas.microsoft.com/office/word/2020/wordml/sdtdatahash" xmlns:w16se="http://schemas.microsoft.com/office/word/2015/wordml/symex" xmlns:wpg="http://schemas.microsoft.com/office/word/2010/wordprocessingGroup" xmlns:wpi="http://schemas.microsoft.com/office/word/2010/wordprocessingInk" xmlns:wne="http://schemas.microsoft.com/office/word/2006/wordml" xmlns:wps="http://schemas.microsoft.com/office/word/2010/wordprocessingShape" mc:Ignorable="w14 w15 w16se w16cid w16 w16cex w16sdtdh w16du wp14">
   <w:endnote w:type="separator" w:id="-1">
     <w:p>
       <w:pPr>
@@ -499,7 +499,7 @@
 </file>
 
 <file path=word/footer1.xml><?xml version="1.0" encoding="utf-8"?>
-<w:ftr xmlns:wpc="http://schemas.microsoft.com/office/word/2010/wordprocessingCanvas" xmlns:cx="http://schemas.microsoft.com/office/drawing/2014/chartex" xmlns:cx1="http://schemas.microsoft.com/office/drawing/2015/9/8/chartex" xmlns:cx2="http://schemas.microsoft.com/office/drawing/2015/10/21/chartex" xmlns:cx3="http://schemas.microsoft.com/office/drawing/2016/5/9/chartex" xmlns:cx4="http://schemas.microsoft.com/office/drawing/2016/5/10/chartex" xmlns:cx5="http://schemas.microsoft.com/office/drawing/2016/5/11/chartex" xmlns:cx6="http://schemas.microsoft.com/office/drawing/2016/5/12/chartex" xmlns:cx7="http://schemas.microsoft.com/office/drawing/2016/5/13/chartex" xmlns:cx8="http://schemas.microsoft.com/office/drawing/2016/5/14/chartex" xmlns:mc="http://schemas.openxmlformats.org/markup-compatibility/2006" xmlns:aink="http://schemas.microsoft.com/office/drawing/2016/ink" xmlns:am3d="http://schemas.microsoft.com/office/drawing/2017/model3d" xmlns:o="urn:schemas-microsoft-com:office:office" xmlns:oel="http://schemas.microsoft.com/office/2019/extlst" xmlns:r="http://schemas.openxmlformats.org/officeDocument/2006/relationships" xmlns:m="http://schemas.openxmlformats.org/officeDocument/2006/math" xmlns:v="urn:schemas-microsoft-com:vml" xmlns:wp14="http://schemas.microsoft.com/office/word/2010/wordprocessingDrawing" xmlns:wp="http://schemas.openxmlformats.org/drawingml/2006/wordprocessingDrawing" xmlns:w10="urn:schemas-microsoft-com:office:word" xmlns:w="http://schemas.openxmlformats.org/wordprocessingml/2006/main" xmlns:w14="http://schemas.microsoft.com/office/word/2010/wordml" xmlns:w15="http://schemas.microsoft.com/office/word/2012/wordml" xmlns:w16cex="http://schemas.microsoft.com/office/word/2018/wordml/cex" xmlns:w16cid="http://schemas.microsoft.com/office/word/2016/wordml/cid" xmlns:w16="http://schemas.microsoft.com/office/word/2018/wordml" xmlns:w16sdtdh="http://schemas.microsoft.com/office/word/2020/wordml/sdtdatahash" xmlns:w16se="http://schemas.microsoft.com/office/word/2015/wordml/symex" xmlns:wpg="http://schemas.microsoft.com/office/word/2010/wordprocessingGroup" xmlns:wpi="http://schemas.microsoft.com/office/word/2010/wordprocessingInk" xmlns:wne="http://schemas.microsoft.com/office/word/2006/wordml" xmlns:wps="http://schemas.microsoft.com/office/word/2010/wordprocessingShape" mc:Ignorable="w14 w15 w16se w16cid w16 w16cex w16sdtdh wp14">
+<w:ftr xmlns:wpc="http://schemas.microsoft.com/office/word/2010/wordprocessingCanvas" xmlns:cx="http://schemas.microsoft.com/office/drawing/2014/chartex" xmlns:cx1="http://schemas.microsoft.com/office/drawing/2015/9/8/chartex" xmlns:cx2="http://schemas.microsoft.com/office/drawing/2015/10/21/chartex" xmlns:cx3="http://schemas.microsoft.com/office/drawing/2016/5/9/chartex" xmlns:cx4="http://schemas.microsoft.com/office/drawing/2016/5/10/chartex" xmlns:cx5="http://schemas.microsoft.com/office/drawing/2016/5/11/chartex" xmlns:cx6="http://schemas.microsoft.com/office/drawing/2016/5/12/chartex" xmlns:cx7="http://schemas.microsoft.com/office/drawing/2016/5/13/chartex" xmlns:cx8="http://schemas.microsoft.com/office/drawing/2016/5/14/chartex" xmlns:mc="http://schemas.openxmlformats.org/markup-compatibility/2006" xmlns:aink="http://schemas.microsoft.com/office/drawing/2016/ink" xmlns:am3d="http://schemas.microsoft.com/office/drawing/2017/model3d" xmlns:o="urn:schemas-microsoft-com:office:office" xmlns:oel="http://schemas.microsoft.com/office/2019/extlst" xmlns:r="http://schemas.openxmlformats.org/officeDocument/2006/relationships" xmlns:m="http://schemas.openxmlformats.org/officeDocument/2006/math" xmlns:v="urn:schemas-microsoft-com:vml" xmlns:wp14="http://schemas.microsoft.com/office/word/2010/wordprocessingDrawing" xmlns:wp="http://schemas.openxmlformats.org/drawingml/2006/wordprocessingDrawing" xmlns:w10="urn:schemas-microsoft-com:office:word" xmlns:w="http://schemas.openxmlformats.org/wordprocessingml/2006/main" xmlns:w14="http://schemas.microsoft.com/office/word/2010/wordml" xmlns:w15="http://schemas.microsoft.com/office/word/2012/wordml" xmlns:w16cex="http://schemas.microsoft.com/office/word/2018/wordml/cex" xmlns:w16cid="http://schemas.microsoft.com/office/word/2016/wordml/cid" xmlns:w16="http://schemas.microsoft.com/office/word/2018/wordml" xmlns:w16du="http://schemas.microsoft.com/office/word/2023/wordml/word16du" xmlns:w16sdtdh="http://schemas.microsoft.com/office/word/2020/wordml/sdtdatahash" xmlns:w16se="http://schemas.microsoft.com/office/word/2015/wordml/symex" xmlns:wpg="http://schemas.microsoft.com/office/word/2010/wordprocessingGroup" xmlns:wpi="http://schemas.microsoft.com/office/word/2010/wordprocessingInk" xmlns:wne="http://schemas.microsoft.com/office/word/2006/wordml" xmlns:wps="http://schemas.microsoft.com/office/word/2010/wordprocessingShape" mc:Ignorable="w14 w15 w16se w16cid w16 w16cex w16sdtdh w16du wp14">
   <w:sdt>
     <w:sdtPr>
       <w:id w:val="1951117960"/>
@@ -565,7 +565,7 @@
 </file>
 
 <file path=word/footnotes.xml><?xml version="1.0" encoding="utf-8"?>
-<w:footnotes xmlns:wpc="http://schemas.microsoft.com/office/word/2010/wordprocessingCanvas" xmlns:cx="http://schemas.microsoft.com/office/drawing/2014/chartex" xmlns:cx1="http://schemas.microsoft.com/office/drawing/2015/9/8/chartex" xmlns:cx2="http://schemas.microsoft.com/office/drawing/2015/10/21/chartex" xmlns:cx3="http://schemas.microsoft.com/office/drawing/2016/5/9/chartex" xmlns:cx4="http://schemas.microsoft.com/office/drawing/2016/5/10/chartex" xmlns:cx5="http://schemas.microsoft.com/office/drawing/2016/5/11/chartex" xmlns:cx6="http://schemas.microsoft.com/office/drawing/2016/5/12/chartex" xmlns:cx7="http://schemas.microsoft.com/office/drawing/2016/5/13/chartex" xmlns:cx8="http://schemas.microsoft.com/office/drawing/2016/5/14/chartex" xmlns:mc="http://schemas.openxmlformats.org/markup-compatibility/2006" xmlns:aink="http://schemas.microsoft.com/office/drawing/2016/ink" xmlns:am3d="http://schemas.microsoft.com/office/drawing/2017/model3d" xmlns:o="urn:schemas-microsoft-com:office:office" xmlns:oel="http://schemas.microsoft.com/office/2019/extlst" xmlns:r="http://schemas.openxmlformats.org/officeDocument/2006/relationships" xmlns:m="http://schemas.openxmlformats.org/officeDocument/2006/math" xmlns:v="urn:schemas-microsoft-com:vml" xmlns:wp14="http://schemas.microsoft.com/office/word/2010/wordprocessingDrawing" xmlns:wp="http://schemas.openxmlformats.org/drawingml/2006/wordprocessingDrawing" xmlns:w10="urn:schemas-microsoft-com:office:word" xmlns:w="http://schemas.openxmlformats.org/wordprocessingml/2006/main" xmlns:w14="http://schemas.microsoft.com/office/word/2010/wordml" xmlns:w15="http://schemas.microsoft.com/office/word/2012/wordml" xmlns:w16cex="http://schemas.microsoft.com/office/word/2018/wordml/cex" xmlns:w16cid="http://schemas.microsoft.com/office/word/2016/wordml/cid" xmlns:w16="http://schemas.microsoft.com/office/word/2018/wordml" xmlns:w16sdtdh="http://schemas.microsoft.com/office/word/2020/wordml/sdtdatahash" xmlns:w16se="http://schemas.microsoft.com/office/word/2015/wordml/symex" xmlns:wpg="http://schemas.microsoft.com/office/word/2010/wordprocessingGroup" xmlns:wpi="http://schemas.microsoft.com/office/word/2010/wordprocessingInk" xmlns:wne="http://schemas.microsoft.com/office/word/2006/wordml" xmlns:wps="http://schemas.microsoft.com/office/word/2010/wordprocessingShape" mc:Ignorable="w14 w15 w16se w16cid w16 w16cex w16sdtdh wp14">
+<w:footnotes xmlns:wpc="http://schemas.microsoft.com/office/word/2010/wordprocessingCanvas" xmlns:cx="http://schemas.microsoft.com/office/drawing/2014/chartex" xmlns:cx1="http://schemas.microsoft.com/office/drawing/2015/9/8/chartex" xmlns:cx2="http://schemas.microsoft.com/office/drawing/2015/10/21/chartex" xmlns:cx3="http://schemas.microsoft.com/office/drawing/2016/5/9/chartex" xmlns:cx4="http://schemas.microsoft.com/office/drawing/2016/5/10/chartex" xmlns:cx5="http://schemas.microsoft.com/office/drawing/2016/5/11/chartex" xmlns:cx6="http://schemas.microsoft.com/office/drawing/2016/5/12/chartex" xmlns:cx7="http://schemas.microsoft.com/office/drawing/2016/5/13/chartex" xmlns:cx8="http://schemas.microsoft.com/office/drawing/2016/5/14/chartex" xmlns:mc="http://schemas.openxmlformats.org/markup-compatibility/2006" xmlns:aink="http://schemas.microsoft.com/office/drawing/2016/ink" xmlns:am3d="http://schemas.microsoft.com/office/drawing/2017/model3d" xmlns:o="urn:schemas-microsoft-com:office:office" xmlns:oel="http://schemas.microsoft.com/office/2019/extlst" xmlns:r="http://schemas.openxmlformats.org/officeDocument/2006/relationships" xmlns:m="http://schemas.openxmlformats.org/officeDocument/2006/math" xmlns:v="urn:schemas-microsoft-com:vml" xmlns:wp14="http://schemas.microsoft.com/office/word/2010/wordprocessingDrawing" xmlns:wp="http://schemas.openxmlformats.org/drawingml/2006/wordprocessingDrawing" xmlns:w10="urn:schemas-microsoft-com:office:word" xmlns:w="http://schemas.openxmlformats.org/wordprocessingml/2006/main" xmlns:w14="http://schemas.microsoft.com/office/word/2010/wordml" xmlns:w15="http://schemas.microsoft.com/office/word/2012/wordml" xmlns:w16cex="http://schemas.microsoft.com/office/word/2018/wordml/cex" xmlns:w16cid="http://schemas.microsoft.com/office/word/2016/wordml/cid" xmlns:w16="http://schemas.microsoft.com/office/word/2018/wordml" xmlns:w16du="http://schemas.microsoft.com/office/word/2023/wordml/word16du" xmlns:w16sdtdh="http://schemas.microsoft.com/office/word/2020/wordml/sdtdatahash" xmlns:w16se="http://schemas.microsoft.com/office/word/2015/wordml/symex" xmlns:wpg="http://schemas.microsoft.com/office/word/2010/wordprocessingGroup" xmlns:wpi="http://schemas.microsoft.com/office/word/2010/wordprocessingInk" xmlns:wne="http://schemas.microsoft.com/office/word/2006/wordml" xmlns:wps="http://schemas.microsoft.com/office/word/2010/wordprocessingShape" mc:Ignorable="w14 w15 w16se w16cid w16 w16cex w16sdtdh w16du wp14">
   <w:footnote w:type="separator" w:id="-1">
     <w:p>
       <w:pPr>
@@ -590,7 +590,7 @@
 </file>
 
 <file path=word/styles.xml><?xml version="1.0" encoding="utf-8"?>
-<w:styles xmlns:mc="http://schemas.openxmlformats.org/markup-compatibility/2006" xmlns:r="http://schemas.openxmlformats.org/officeDocument/2006/relationships" xmlns:w="http://schemas.openxmlformats.org/wordprocessingml/2006/main" xmlns:w14="http://schemas.microsoft.com/office/word/2010/wordml" xmlns:w15="http://schemas.microsoft.com/office/word/2012/wordml" xmlns:w16cex="http://schemas.microsoft.com/office/word/2018/wordml/cex" xmlns:w16cid="http://schemas.microsoft.com/office/word/2016/wordml/cid" xmlns:w16="http://schemas.microsoft.com/office/word/2018/wordml" xmlns:w16sdtdh="http://schemas.microsoft.com/office/word/2020/wordml/sdtdatahash" xmlns:w16se="http://schemas.microsoft.com/office/word/2015/wordml/symex" mc:Ignorable="w14 w15 w16se w16cid w16 w16cex w16sdtdh">
+<w:styles xmlns:mc="http://schemas.openxmlformats.org/markup-compatibility/2006" xmlns:r="http://schemas.openxmlformats.org/officeDocument/2006/relationships" xmlns:w="http://schemas.openxmlformats.org/wordprocessingml/2006/main" xmlns:w14="http://schemas.microsoft.com/office/word/2010/wordml" xmlns:w15="http://schemas.microsoft.com/office/word/2012/wordml" xmlns:w16cex="http://schemas.microsoft.com/office/word/2018/wordml/cex" xmlns:w16cid="http://schemas.microsoft.com/office/word/2016/wordml/cid" xmlns:w16="http://schemas.microsoft.com/office/word/2018/wordml" xmlns:w16du="http://schemas.microsoft.com/office/word/2023/wordml/word16du" xmlns:w16sdtdh="http://schemas.microsoft.com/office/word/2020/wordml/sdtdatahash" xmlns:w16se="http://schemas.microsoft.com/office/word/2015/wordml/symex" mc:Ignorable="w14 w15 w16se w16cid w16 w16cex w16sdtdh w16du">
   <w:docDefaults>
     <w:rPrDefault>
       <w:rPr>

--- a/list_templates/mat.docx
+++ b/list_templates/mat.docx
@@ -64,15 +64,15 @@
     <w:tbl>
       <w:tblPr>
         <w:tblStyle w:val="Gitternetztabelle4Akzent3"/>
-        <w:tblW w:w="7763" w:type="dxa"/>
+        <w:tblW w:w="8653" w:type="dxa"/>
         <w:tblLook w:val="04A0" w:firstRow="1" w:lastRow="0" w:firstColumn="1" w:lastColumn="0" w:noHBand="0" w:noVBand="1"/>
       </w:tblPr>
       <w:tblGrid>
         <w:gridCol w:w="1003"/>
+        <w:gridCol w:w="1003"/>
         <w:gridCol w:w="977"/>
-        <w:gridCol w:w="2268"/>
-        <w:gridCol w:w="2268"/>
-        <w:gridCol w:w="1247"/>
+        <w:gridCol w:w="2835"/>
+        <w:gridCol w:w="2835"/>
       </w:tblGrid>
       <w:tr>
         <w:trPr>
@@ -102,7 +102,35 @@
                 <w:szCs w:val="18"/>
                 <w:lang w:eastAsia="de-DE"/>
               </w:rPr>
-              <w:t>Anwesend</w:t>
+              <w:t>#</w:t>
+            </w:r>
+          </w:p>
+        </w:tc>
+        <w:tc>
+          <w:tcPr>
+            <w:tcW w:w="1003" w:type="dxa"/>
+          </w:tcPr>
+          <w:p>
+            <w:pPr>
+              <w:jc w:val="center"/>
+              <w:cnfStyle w:val="100000000000" w:firstRow="1" w:lastRow="0" w:firstColumn="0" w:lastColumn="0" w:oddVBand="0" w:evenVBand="0" w:oddHBand="0" w:evenHBand="0" w:firstRowFirstColumn="0" w:firstRowLastColumn="0" w:lastRowFirstColumn="0" w:lastRowLastColumn="0"/>
+              <w:rPr>
+                <w:rFonts w:eastAsia="Times New Roman" w:cstheme="minorHAnsi"/>
+                <w:color w:val="000000"/>
+                <w:sz w:val="18"/>
+                <w:szCs w:val="18"/>
+                <w:lang w:eastAsia="de-DE"/>
+              </w:rPr>
+            </w:pPr>
+            <w:r>
+              <w:rPr>
+                <w:rFonts w:eastAsia="Times New Roman" w:cstheme="minorHAnsi"/>
+                <w:color w:val="000000"/>
+                <w:sz w:val="18"/>
+                <w:szCs w:val="18"/>
+                <w:lang w:eastAsia="de-DE"/>
+              </w:rPr>
+              <w:t>Gekauft</w:t>
             </w:r>
           </w:p>
         </w:tc>
@@ -138,7 +166,7 @@
         </w:tc>
         <w:tc>
           <w:tcPr>
-            <w:tcW w:w="2268" w:type="dxa"/>
+            <w:tcW w:w="2835" w:type="dxa"/>
             <w:hideMark/>
           </w:tcPr>
           <w:p>
@@ -165,7 +193,7 @@
         </w:tc>
         <w:tc>
           <w:tcPr>
-            <w:tcW w:w="2268" w:type="dxa"/>
+            <w:tcW w:w="2835" w:type="dxa"/>
             <w:hideMark/>
           </w:tcPr>
           <w:p>
@@ -187,33 +215,6 @@
                 <w:lang w:eastAsia="de-DE"/>
               </w:rPr>
               <w:t xml:space="preserve">Vorname </w:t>
-            </w:r>
-          </w:p>
-        </w:tc>
-        <w:tc>
-          <w:tcPr>
-            <w:tcW w:w="1247" w:type="dxa"/>
-            <w:hideMark/>
-          </w:tcPr>
-          <w:p>
-            <w:pPr>
-              <w:cnfStyle w:val="100000000000" w:firstRow="1" w:lastRow="0" w:firstColumn="0" w:lastColumn="0" w:oddVBand="0" w:evenVBand="0" w:oddHBand="0" w:evenHBand="0" w:firstRowFirstColumn="0" w:firstRowLastColumn="0" w:lastRowFirstColumn="0" w:lastRowLastColumn="0"/>
-              <w:rPr>
-                <w:rFonts w:eastAsia="Times New Roman" w:cstheme="minorHAnsi"/>
-                <w:sz w:val="18"/>
-                <w:szCs w:val="18"/>
-                <w:lang w:eastAsia="de-DE"/>
-              </w:rPr>
-            </w:pPr>
-            <w:r>
-              <w:rPr>
-                <w:rFonts w:eastAsia="Times New Roman" w:cstheme="minorHAnsi"/>
-                <w:color w:val="000000"/>
-                <w:sz w:val="18"/>
-                <w:szCs w:val="18"/>
-                <w:lang w:eastAsia="de-DE"/>
-              </w:rPr>
-              <w:t>Nummer</w:t>
             </w:r>
           </w:p>
         </w:tc>
@@ -233,6 +234,82 @@
               <w:outlineLvl w:val="1"/>
               <w:rPr>
                 <w:rFonts w:ascii="Segoe UI Symbol" w:eastAsia="Times New Roman" w:hAnsi="Segoe UI Symbol" w:cs="Segoe UI Symbol"/>
+                <w:b w:val="0"/>
+                <w:bCs w:val="0"/>
+                <w:sz w:val="24"/>
+                <w:szCs w:val="24"/>
+                <w:lang w:eastAsia="de-DE"/>
+              </w:rPr>
+            </w:pPr>
+            <w:r>
+              <w:rPr>
+                <w:rFonts w:ascii="Segoe UI Symbol" w:eastAsia="Times New Roman" w:hAnsi="Segoe UI Symbol" w:cs="Segoe UI Symbol"/>
+                <w:b w:val="0"/>
+                <w:bCs w:val="0"/>
+                <w:sz w:val="24"/>
+                <w:szCs w:val="24"/>
+                <w:lang w:eastAsia="de-DE"/>
+              </w:rPr>
+              <w:fldChar w:fldCharType="begin"/>
+            </w:r>
+            <w:r>
+              <w:rPr>
+                <w:rFonts w:ascii="Segoe UI Symbol" w:eastAsia="Times New Roman" w:hAnsi="Segoe UI Symbol" w:cs="Segoe UI Symbol"/>
+                <w:b w:val="0"/>
+                <w:bCs w:val="0"/>
+                <w:sz w:val="24"/>
+                <w:szCs w:val="24"/>
+                <w:lang w:eastAsia="de-DE"/>
+              </w:rPr>
+              <w:instrText xml:space="preserve"> MERGEFIELD  num  \* MERGEFORMAT </w:instrText>
+            </w:r>
+            <w:r>
+              <w:rPr>
+                <w:rFonts w:ascii="Segoe UI Symbol" w:eastAsia="Times New Roman" w:hAnsi="Segoe UI Symbol" w:cs="Segoe UI Symbol"/>
+                <w:b w:val="0"/>
+                <w:bCs w:val="0"/>
+                <w:sz w:val="24"/>
+                <w:szCs w:val="24"/>
+                <w:lang w:eastAsia="de-DE"/>
+              </w:rPr>
+              <w:fldChar w:fldCharType="separate"/>
+            </w:r>
+            <w:r>
+              <w:rPr>
+                <w:rFonts w:ascii="Segoe UI Symbol" w:eastAsia="Times New Roman" w:hAnsi="Segoe UI Symbol" w:cs="Segoe UI Symbol"/>
+                <w:b w:val="0"/>
+                <w:bCs w:val="0"/>
+                <w:noProof/>
+                <w:sz w:val="24"/>
+                <w:szCs w:val="24"/>
+                <w:lang w:eastAsia="de-DE"/>
+              </w:rPr>
+              <w:t>«num»</w:t>
+            </w:r>
+            <w:r>
+              <w:rPr>
+                <w:rFonts w:ascii="Segoe UI Symbol" w:eastAsia="Times New Roman" w:hAnsi="Segoe UI Symbol" w:cs="Segoe UI Symbol"/>
+                <w:b w:val="0"/>
+                <w:bCs w:val="0"/>
+                <w:sz w:val="24"/>
+                <w:szCs w:val="24"/>
+                <w:lang w:eastAsia="de-DE"/>
+              </w:rPr>
+              <w:fldChar w:fldCharType="end"/>
+            </w:r>
+          </w:p>
+        </w:tc>
+        <w:tc>
+          <w:tcPr>
+            <w:tcW w:w="1003" w:type="dxa"/>
+          </w:tcPr>
+          <w:p>
+            <w:pPr>
+              <w:jc w:val="center"/>
+              <w:outlineLvl w:val="1"/>
+              <w:cnfStyle w:val="000000100000" w:firstRow="0" w:lastRow="0" w:firstColumn="0" w:lastColumn="0" w:oddVBand="0" w:evenVBand="0" w:oddHBand="1" w:evenHBand="0" w:firstRowFirstColumn="0" w:firstRowLastColumn="0" w:lastRowFirstColumn="0" w:lastRowLastColumn="0"/>
+              <w:rPr>
+                <w:rFonts w:ascii="Segoe UI Symbol" w:eastAsia="Times New Roman" w:hAnsi="Segoe UI Symbol" w:cs="Segoe UI Symbol"/>
                 <w:sz w:val="24"/>
                 <w:szCs w:val="24"/>
                 <w:lang w:eastAsia="de-DE"/>
@@ -314,7 +391,7 @@
         </w:tc>
         <w:tc>
           <w:tcPr>
-            <w:tcW w:w="2268" w:type="dxa"/>
+            <w:tcW w:w="2835" w:type="dxa"/>
             <w:hideMark/>
           </w:tcPr>
           <w:p>
@@ -377,7 +454,7 @@
         </w:tc>
         <w:tc>
           <w:tcPr>
-            <w:tcW w:w="2268" w:type="dxa"/>
+            <w:tcW w:w="2835" w:type="dxa"/>
           </w:tcPr>
           <w:p>
             <w:pPr>
@@ -435,22 +512,6 @@
               </w:rPr>
               <w:fldChar w:fldCharType="end"/>
             </w:r>
-          </w:p>
-        </w:tc>
-        <w:tc>
-          <w:tcPr>
-            <w:tcW w:w="1247" w:type="dxa"/>
-          </w:tcPr>
-          <w:p>
-            <w:pPr>
-              <w:cnfStyle w:val="000000100000" w:firstRow="0" w:lastRow="0" w:firstColumn="0" w:lastColumn="0" w:oddVBand="0" w:evenVBand="0" w:oddHBand="1" w:evenHBand="0" w:firstRowFirstColumn="0" w:firstRowLastColumn="0" w:lastRowFirstColumn="0" w:lastRowLastColumn="0"/>
-              <w:rPr>
-                <w:rFonts w:eastAsia="Times New Roman" w:cstheme="minorHAnsi"/>
-                <w:sz w:val="24"/>
-                <w:szCs w:val="24"/>
-                <w:lang w:eastAsia="de-DE"/>
-              </w:rPr>
-            </w:pPr>
           </w:p>
         </w:tc>
       </w:tr>
